--- a/en/wisdom-stories/eat-less-and-stay-on-the-right-path.docx
+++ b/en/wisdom-stories/eat-less-and-stay-on-the-right-path.docx
@@ -14,28 +14,25 @@
           <w:sz w:val="52"/>
           <w:szCs w:val="52"/>
         </w:rPr>
-        <w:t>Moderate eating keeps the doctor away</w:t>
+        <w:t>Moderate eating and honest living</w:t>
       </w:r>
       <w:r>
         <w:rPr>
           <w:sz w:val="52"/>
           <w:szCs w:val="52"/>
         </w:rPr>
-        <w:t>,</w:t>
       </w:r>
       <w:r>
         <w:rPr>
           <w:sz w:val="52"/>
           <w:szCs w:val="52"/>
         </w:rPr>
-        <w:t xml:space="preserve"> honest living keeps the judge away</w:t>
       </w:r>
       <w:r>
         <w:rPr>
           <w:sz w:val="52"/>
           <w:szCs w:val="52"/>
         </w:rPr>
-        <w:t xml:space="preserve"> </w:t>
       </w:r>
     </w:p>
     <w:p>
@@ -54,14 +51,10 @@
         </w:rPr>
       </w:pPr>
       <w:r>
-        <w:t>“Moderate eating keeps the doctor away” — people who avoid overeating and excess, practicing self-control</w:t>
+        <w:t>“Moderate eating keeps the doctor away” — people who avoid overeating and excess, practicing self-control are more likely to stay healthy and need medical care less often.</w:t>
       </w:r>
-      <w:r>
-        <w:t xml:space="preserve"> </w:t>
-      </w:r>
-      <w:r>
-        <w:t>are more likely to stay healthy and need medical care less often.</w:t>
-      </w:r>
+      <w:r/>
+      <w:r/>
     </w:p>
     <w:p>
       <w:pPr>
@@ -99,7 +92,7 @@
           <w:i w:val="0"/>
           <w:color w:val="9A7417"/>
         </w:rPr>
-        <w:t xml:space="preserve">Moral: </w:t>
+        <w:t>Moral: Eat in moderation and act with integrity, so that you need neither a doctor nor a judge.</w:t>
       </w:r>
       <w:r>
         <w:rPr>
@@ -107,7 +100,6 @@
           <w:i w:val="0"/>
           <w:color w:val="3F3826"/>
         </w:rPr>
-        <w:t>Eat in moderation and act with integrity, so that you need neither a doctor nor a judge.</w:t>
       </w:r>
     </w:p>
     <w:p>
